--- a/Cahier des charges.docx
+++ b/Cahier des charges.docx
@@ -42,8 +42,8 @@
     </w:p>
     <w:p>
       <w:r>
-        <w:pict w14:anchorId="04F813FD">
-          <v:rect id="_x0000_i1069" style="width:0;height:1.5pt" o:hralign="center" o:hrstd="t" o:hr="t" fillcolor="#a0a0a0" stroked="f"/>
+        <w:pict w14:anchorId="763B734F">
+          <v:rect id="_x0000_i1179" style="width:0;height:1.5pt" o:hralign="center" o:hrstd="t" o:hr="t" fillcolor="#a0a0a0" stroked="f"/>
         </w:pict>
       </w:r>
     </w:p>
@@ -124,8 +124,8 @@
     </w:p>
     <w:p>
       <w:r>
-        <w:pict w14:anchorId="3C237C5E">
-          <v:rect id="_x0000_i1070" style="width:0;height:1.5pt" o:hralign="center" o:hrstd="t" o:hr="t" fillcolor="#a0a0a0" stroked="f"/>
+        <w:pict w14:anchorId="61C3A0E6">
+          <v:rect id="_x0000_i1180" style="width:0;height:1.5pt" o:hralign="center" o:hrstd="t" o:hr="t" fillcolor="#a0a0a0" stroked="f"/>
         </w:pict>
       </w:r>
     </w:p>
@@ -216,8 +216,8 @@
     </w:p>
     <w:p>
       <w:r>
-        <w:pict w14:anchorId="3867097A">
-          <v:rect id="_x0000_i1071" style="width:0;height:1.5pt" o:hralign="center" o:hrstd="t" o:hr="t" fillcolor="#a0a0a0" stroked="f"/>
+        <w:pict w14:anchorId="2900737E">
+          <v:rect id="_x0000_i1181" style="width:0;height:1.5pt" o:hralign="center" o:hrstd="t" o:hr="t" fillcolor="#a0a0a0" stroked="f"/>
         </w:pict>
       </w:r>
     </w:p>
@@ -274,8 +274,21 @@
         </w:numPr>
       </w:pPr>
       <w:r>
-        <w:t>Backend : NodeJS + ExpressJS</w:t>
-      </w:r>
+        <w:t xml:space="preserve">Backend : </w:t>
+      </w:r>
+      <w:proofErr w:type="spellStart"/>
+      <w:r>
+        <w:t>NodeJS</w:t>
+      </w:r>
+      <w:proofErr w:type="spellEnd"/>
+      <w:r>
+        <w:t xml:space="preserve"> + </w:t>
+      </w:r>
+      <w:proofErr w:type="spellStart"/>
+      <w:r>
+        <w:t>ExpressJS</w:t>
+      </w:r>
+      <w:proofErr w:type="spellEnd"/>
     </w:p>
     <w:p>
       <w:pPr>
@@ -334,8 +347,8 @@
     </w:p>
     <w:p>
       <w:r>
-        <w:pict w14:anchorId="63E3534D">
-          <v:rect id="_x0000_i1072" style="width:0;height:1.5pt" o:hralign="center" o:hrstd="t" o:hr="t" fillcolor="#a0a0a0" stroked="f"/>
+        <w:pict w14:anchorId="115B7DBF">
+          <v:rect id="_x0000_i1182" style="width:0;height:1.5pt" o:hralign="center" o:hrstd="t" o:hr="t" fillcolor="#a0a0a0" stroked="f"/>
         </w:pict>
       </w:r>
     </w:p>
@@ -457,8 +470,15 @@
           <w:numId w:val="4"/>
         </w:numPr>
       </w:pPr>
-      <w:r>
-        <w:t>idPatient (clé primaire)</w:t>
+      <w:proofErr w:type="spellStart"/>
+      <w:proofErr w:type="gramStart"/>
+      <w:r>
+        <w:t>idPatient</w:t>
+      </w:r>
+      <w:proofErr w:type="spellEnd"/>
+      <w:proofErr w:type="gramEnd"/>
+      <w:r>
+        <w:t xml:space="preserve"> (clé primaire)</w:t>
       </w:r>
     </w:p>
     <w:p>
@@ -468,9 +488,11 @@
           <w:numId w:val="4"/>
         </w:numPr>
       </w:pPr>
+      <w:proofErr w:type="gramStart"/>
       <w:r>
         <w:t>nom</w:t>
       </w:r>
+      <w:proofErr w:type="gramEnd"/>
     </w:p>
     <w:p>
       <w:pPr>
@@ -479,9 +501,11 @@
           <w:numId w:val="4"/>
         </w:numPr>
       </w:pPr>
+      <w:proofErr w:type="gramStart"/>
       <w:r>
         <w:t>prénom</w:t>
       </w:r>
+      <w:proofErr w:type="gramEnd"/>
     </w:p>
     <w:p>
       <w:pPr>
@@ -490,9 +514,11 @@
           <w:numId w:val="4"/>
         </w:numPr>
       </w:pPr>
+      <w:proofErr w:type="gramStart"/>
       <w:r>
         <w:t>âge</w:t>
       </w:r>
+      <w:proofErr w:type="gramEnd"/>
     </w:p>
     <w:p>
       <w:pPr>
@@ -501,9 +527,11 @@
           <w:numId w:val="4"/>
         </w:numPr>
       </w:pPr>
+      <w:proofErr w:type="gramStart"/>
       <w:r>
         <w:t>téléphone</w:t>
       </w:r>
+      <w:proofErr w:type="gramEnd"/>
     </w:p>
     <w:p>
       <w:pPr>
@@ -512,9 +540,11 @@
           <w:numId w:val="4"/>
         </w:numPr>
       </w:pPr>
+      <w:proofErr w:type="gramStart"/>
       <w:r>
         <w:t>sexe</w:t>
       </w:r>
+      <w:proofErr w:type="gramEnd"/>
     </w:p>
     <w:p>
       <w:pPr>
@@ -523,14 +553,16 @@
           <w:numId w:val="4"/>
         </w:numPr>
       </w:pPr>
+      <w:proofErr w:type="gramStart"/>
       <w:r>
         <w:t>nationalité</w:t>
       </w:r>
-    </w:p>
-    <w:p>
-      <w:r>
-        <w:pict w14:anchorId="22FFA3D7">
-          <v:rect id="_x0000_i1073" style="width:0;height:1.5pt" o:hralign="center" o:hrstd="t" o:hr="t" fillcolor="#a0a0a0" stroked="f"/>
+      <w:proofErr w:type="gramEnd"/>
+    </w:p>
+    <w:p>
+      <w:r>
+        <w:pict w14:anchorId="7DF3BB1C">
+          <v:rect id="_x0000_i1183" style="width:0;height:1.5pt" o:hralign="center" o:hrstd="t" o:hr="t" fillcolor="#a0a0a0" stroked="f"/>
         </w:pict>
       </w:r>
     </w:p>
@@ -632,8 +664,15 @@
           <w:numId w:val="6"/>
         </w:numPr>
       </w:pPr>
-      <w:r>
-        <w:t>idDossier (clé primaire)</w:t>
+      <w:proofErr w:type="spellStart"/>
+      <w:proofErr w:type="gramStart"/>
+      <w:r>
+        <w:t>idDossier</w:t>
+      </w:r>
+      <w:proofErr w:type="spellEnd"/>
+      <w:proofErr w:type="gramEnd"/>
+      <w:r>
+        <w:t xml:space="preserve"> (clé primaire)</w:t>
       </w:r>
     </w:p>
     <w:p>
@@ -643,9 +682,13 @@
           <w:numId w:val="6"/>
         </w:numPr>
       </w:pPr>
+      <w:proofErr w:type="spellStart"/>
+      <w:proofErr w:type="gramStart"/>
       <w:r>
         <w:t>dateCreation</w:t>
       </w:r>
+      <w:proofErr w:type="spellEnd"/>
+      <w:proofErr w:type="gramEnd"/>
     </w:p>
     <w:p>
       <w:pPr>
@@ -654,14 +697,21 @@
           <w:numId w:val="6"/>
         </w:numPr>
       </w:pPr>
-      <w:r>
-        <w:t>idPatient (clé étrangère)</w:t>
-      </w:r>
-    </w:p>
-    <w:p>
-      <w:r>
-        <w:pict w14:anchorId="443D340A">
-          <v:rect id="_x0000_i1074" style="width:0;height:1.5pt" o:hralign="center" o:hrstd="t" o:hr="t" fillcolor="#a0a0a0" stroked="f"/>
+      <w:proofErr w:type="spellStart"/>
+      <w:proofErr w:type="gramStart"/>
+      <w:r>
+        <w:t>idPatient</w:t>
+      </w:r>
+      <w:proofErr w:type="spellEnd"/>
+      <w:proofErr w:type="gramEnd"/>
+      <w:r>
+        <w:t xml:space="preserve"> (clé étrangère)</w:t>
+      </w:r>
+    </w:p>
+    <w:p>
+      <w:r>
+        <w:pict w14:anchorId="0A5E2041">
+          <v:rect id="_x0000_i1184" style="width:0;height:1.5pt" o:hralign="center" o:hrstd="t" o:hr="t" fillcolor="#a0a0a0" stroked="f"/>
         </w:pict>
       </w:r>
     </w:p>
@@ -752,8 +802,15 @@
           <w:numId w:val="8"/>
         </w:numPr>
       </w:pPr>
-      <w:r>
-        <w:t>idExamen (clé primaire)</w:t>
+      <w:proofErr w:type="spellStart"/>
+      <w:proofErr w:type="gramStart"/>
+      <w:r>
+        <w:t>idExamen</w:t>
+      </w:r>
+      <w:proofErr w:type="spellEnd"/>
+      <w:proofErr w:type="gramEnd"/>
+      <w:r>
+        <w:t xml:space="preserve"> (clé primaire)</w:t>
       </w:r>
     </w:p>
     <w:p>
@@ -763,9 +820,11 @@
           <w:numId w:val="8"/>
         </w:numPr>
       </w:pPr>
+      <w:proofErr w:type="gramStart"/>
       <w:r>
         <w:t>nom</w:t>
       </w:r>
+      <w:proofErr w:type="gramEnd"/>
     </w:p>
     <w:p>
       <w:pPr>
@@ -774,14 +833,18 @@
           <w:numId w:val="8"/>
         </w:numPr>
       </w:pPr>
+      <w:proofErr w:type="spellStart"/>
+      <w:proofErr w:type="gramStart"/>
       <w:r>
         <w:t>dateResultat</w:t>
       </w:r>
-    </w:p>
-    <w:p>
-      <w:r>
-        <w:pict w14:anchorId="7B0241AA">
-          <v:rect id="_x0000_i1075" style="width:0;height:1.5pt" o:hralign="center" o:hrstd="t" o:hr="t" fillcolor="#a0a0a0" stroked="f"/>
+      <w:proofErr w:type="spellEnd"/>
+      <w:proofErr w:type="gramEnd"/>
+    </w:p>
+    <w:p>
+      <w:r>
+        <w:pict w14:anchorId="5808137C">
+          <v:rect id="_x0000_i1185" style="width:0;height:1.5pt" o:hralign="center" o:hrstd="t" o:hr="t" fillcolor="#a0a0a0" stroked="f"/>
         </w:pict>
       </w:r>
     </w:p>
@@ -850,8 +913,15 @@
           <w:numId w:val="10"/>
         </w:numPr>
       </w:pPr>
-      <w:r>
-        <w:t>idUser (clé primaire)</w:t>
+      <w:proofErr w:type="spellStart"/>
+      <w:proofErr w:type="gramStart"/>
+      <w:r>
+        <w:t>idUser</w:t>
+      </w:r>
+      <w:proofErr w:type="spellEnd"/>
+      <w:proofErr w:type="gramEnd"/>
+      <w:r>
+        <w:t xml:space="preserve"> (clé primaire)</w:t>
       </w:r>
     </w:p>
     <w:p>
@@ -861,9 +931,11 @@
           <w:numId w:val="10"/>
         </w:numPr>
       </w:pPr>
+      <w:proofErr w:type="gramStart"/>
       <w:r>
         <w:t>prénom</w:t>
       </w:r>
+      <w:proofErr w:type="gramEnd"/>
     </w:p>
     <w:p>
       <w:pPr>
@@ -872,9 +944,11 @@
           <w:numId w:val="10"/>
         </w:numPr>
       </w:pPr>
+      <w:proofErr w:type="gramStart"/>
       <w:r>
         <w:t>nom</w:t>
       </w:r>
+      <w:proofErr w:type="gramEnd"/>
     </w:p>
     <w:p>
       <w:pPr>
@@ -883,8 +957,13 @@
           <w:numId w:val="10"/>
         </w:numPr>
       </w:pPr>
-      <w:r>
-        <w:t>login (unique)</w:t>
+      <w:proofErr w:type="gramStart"/>
+      <w:r>
+        <w:t>login</w:t>
+      </w:r>
+      <w:proofErr w:type="gramEnd"/>
+      <w:r>
+        <w:t xml:space="preserve"> (unique)</w:t>
       </w:r>
     </w:p>
     <w:p>
@@ -894,8 +973,15 @@
           <w:numId w:val="10"/>
         </w:numPr>
       </w:pPr>
-      <w:r>
-        <w:t>password (crypté)</w:t>
+      <w:proofErr w:type="spellStart"/>
+      <w:proofErr w:type="gramStart"/>
+      <w:r>
+        <w:t>password</w:t>
+      </w:r>
+      <w:proofErr w:type="spellEnd"/>
+      <w:proofErr w:type="gramEnd"/>
+      <w:r>
+        <w:t xml:space="preserve"> (crypté)</w:t>
       </w:r>
     </w:p>
     <w:p>
@@ -905,9 +991,11 @@
           <w:numId w:val="10"/>
         </w:numPr>
       </w:pPr>
+      <w:proofErr w:type="gramStart"/>
       <w:r>
         <w:t>rôle</w:t>
       </w:r>
+      <w:proofErr w:type="gramEnd"/>
     </w:p>
     <w:p>
       <w:r>
@@ -971,8 +1059,8 @@
     </w:p>
     <w:p>
       <w:r>
-        <w:pict w14:anchorId="209E1564">
-          <v:rect id="_x0000_i1076" style="width:0;height:1.5pt" o:hralign="center" o:hrstd="t" o:hr="t" fillcolor="#a0a0a0" stroked="f"/>
+        <w:pict w14:anchorId="48E06CE3">
+          <v:rect id="_x0000_i1186" style="width:0;height:1.5pt" o:hralign="center" o:hrstd="t" o:hr="t" fillcolor="#a0a0a0" stroked="f"/>
         </w:pict>
       </w:r>
     </w:p>
@@ -1127,8 +1215,8 @@
     </w:p>
     <w:p>
       <w:r>
-        <w:pict w14:anchorId="6BA74FE7">
-          <v:rect id="_x0000_i1077" style="width:0;height:1.5pt" o:hralign="center" o:hrstd="t" o:hr="t" fillcolor="#a0a0a0" stroked="f"/>
+        <w:pict w14:anchorId="64BE2F6F">
+          <v:rect id="_x0000_i1187" style="width:0;height:1.5pt" o:hralign="center" o:hrstd="t" o:hr="t" fillcolor="#a0a0a0" stroked="f"/>
         </w:pict>
       </w:r>
     </w:p>
@@ -1242,8 +1330,8 @@
     </w:p>
     <w:p>
       <w:r>
-        <w:pict w14:anchorId="0CB14210">
-          <v:rect id="_x0000_i1078" style="width:0;height:1.5pt" o:hralign="center" o:hrstd="t" o:hr="t" fillcolor="#a0a0a0" stroked="f"/>
+        <w:pict w14:anchorId="6F2E8F89">
+          <v:rect id="_x0000_i1188" style="width:0;height:1.5pt" o:hralign="center" o:hrstd="t" o:hr="t" fillcolor="#a0a0a0" stroked="f"/>
         </w:pict>
       </w:r>
     </w:p>
@@ -1357,8 +1445,8 @@
     </w:p>
     <w:p>
       <w:r>
-        <w:pict w14:anchorId="07401E15">
-          <v:rect id="_x0000_i1079" style="width:0;height:1.5pt" o:hralign="center" o:hrstd="t" o:hr="t" fillcolor="#a0a0a0" stroked="f"/>
+        <w:pict w14:anchorId="68456F48">
+          <v:rect id="_x0000_i1189" style="width:0;height:1.5pt" o:hralign="center" o:hrstd="t" o:hr="t" fillcolor="#a0a0a0" stroked="f"/>
         </w:pict>
       </w:r>
     </w:p>
@@ -1423,8 +1511,8 @@
     </w:p>
     <w:p>
       <w:r>
-        <w:pict w14:anchorId="41CEBCEF">
-          <v:rect id="_x0000_i1080" style="width:0;height:1.5pt" o:hralign="center" o:hrstd="t" o:hr="t" fillcolor="#a0a0a0" stroked="f"/>
+        <w:pict w14:anchorId="4ACB0861">
+          <v:rect id="_x0000_i1190" style="width:0;height:1.5pt" o:hralign="center" o:hrstd="t" o:hr="t" fillcolor="#a0a0a0" stroked="f"/>
         </w:pict>
       </w:r>
     </w:p>
@@ -1495,8 +1583,15 @@
           <w:numId w:val="16"/>
         </w:numPr>
       </w:pPr>
-      <w:r>
-        <w:t>idPatient (INT, PK, AUTO_INCREMENT)</w:t>
+      <w:proofErr w:type="spellStart"/>
+      <w:proofErr w:type="gramStart"/>
+      <w:r>
+        <w:t>idPatient</w:t>
+      </w:r>
+      <w:proofErr w:type="spellEnd"/>
+      <w:proofErr w:type="gramEnd"/>
+      <w:r>
+        <w:t xml:space="preserve"> (INT, PK, AUTO_INCREMENT)</w:t>
       </w:r>
     </w:p>
     <w:p>
@@ -1506,8 +1601,13 @@
           <w:numId w:val="16"/>
         </w:numPr>
       </w:pPr>
-      <w:r>
-        <w:t>nom (VARCHAR)</w:t>
+      <w:proofErr w:type="gramStart"/>
+      <w:r>
+        <w:t>nom</w:t>
+      </w:r>
+      <w:proofErr w:type="gramEnd"/>
+      <w:r>
+        <w:t xml:space="preserve"> (VARCHAR)</w:t>
       </w:r>
     </w:p>
     <w:p>
@@ -1517,8 +1617,15 @@
           <w:numId w:val="16"/>
         </w:numPr>
       </w:pPr>
-      <w:r>
-        <w:t>prenom (VARCHAR)</w:t>
+      <w:proofErr w:type="spellStart"/>
+      <w:proofErr w:type="gramStart"/>
+      <w:r>
+        <w:t>prenom</w:t>
+      </w:r>
+      <w:proofErr w:type="spellEnd"/>
+      <w:proofErr w:type="gramEnd"/>
+      <w:r>
+        <w:t xml:space="preserve"> (VARCHAR)</w:t>
       </w:r>
     </w:p>
     <w:p>
@@ -1528,8 +1635,15 @@
           <w:numId w:val="16"/>
         </w:numPr>
       </w:pPr>
-      <w:r>
-        <w:t>age (INT)</w:t>
+      <w:proofErr w:type="spellStart"/>
+      <w:proofErr w:type="gramStart"/>
+      <w:r>
+        <w:t>age</w:t>
+      </w:r>
+      <w:proofErr w:type="spellEnd"/>
+      <w:proofErr w:type="gramEnd"/>
+      <w:r>
+        <w:t xml:space="preserve"> (INT)</w:t>
       </w:r>
     </w:p>
     <w:p>
@@ -1539,8 +1653,13 @@
           <w:numId w:val="16"/>
         </w:numPr>
       </w:pPr>
-      <w:r>
-        <w:t>tel (VARCHAR)</w:t>
+      <w:proofErr w:type="gramStart"/>
+      <w:r>
+        <w:t>tel</w:t>
+      </w:r>
+      <w:proofErr w:type="gramEnd"/>
+      <w:r>
+        <w:t xml:space="preserve"> (VARCHAR)</w:t>
       </w:r>
     </w:p>
     <w:p>
@@ -1550,8 +1669,13 @@
           <w:numId w:val="16"/>
         </w:numPr>
       </w:pPr>
-      <w:r>
-        <w:t>sexe (ENUM : Homme / Femme)</w:t>
+      <w:proofErr w:type="gramStart"/>
+      <w:r>
+        <w:t>sexe</w:t>
+      </w:r>
+      <w:proofErr w:type="gramEnd"/>
+      <w:r>
+        <w:t xml:space="preserve"> (ENUM : Homme / Femme)</w:t>
       </w:r>
     </w:p>
     <w:p>
@@ -1561,14 +1685,21 @@
           <w:numId w:val="16"/>
         </w:numPr>
       </w:pPr>
-      <w:r>
-        <w:t>nationalite (VARCHAR)</w:t>
-      </w:r>
-    </w:p>
-    <w:p>
-      <w:r>
-        <w:pict w14:anchorId="3332E43B">
-          <v:rect id="_x0000_i1081" style="width:0;height:1.5pt" o:hralign="center" o:hrstd="t" o:hr="t" fillcolor="#a0a0a0" stroked="f"/>
+      <w:proofErr w:type="spellStart"/>
+      <w:proofErr w:type="gramStart"/>
+      <w:r>
+        <w:t>nationalite</w:t>
+      </w:r>
+      <w:proofErr w:type="spellEnd"/>
+      <w:proofErr w:type="gramEnd"/>
+      <w:r>
+        <w:t xml:space="preserve"> (VARCHAR)</w:t>
+      </w:r>
+    </w:p>
+    <w:p>
+      <w:r>
+        <w:pict w14:anchorId="6A0D484D">
+          <v:rect id="_x0000_i1191" style="width:0;height:1.5pt" o:hralign="center" o:hrstd="t" o:hr="t" fillcolor="#a0a0a0" stroked="f"/>
         </w:pict>
       </w:r>
     </w:p>
@@ -1594,8 +1725,15 @@
           <w:numId w:val="17"/>
         </w:numPr>
       </w:pPr>
-      <w:r>
-        <w:t>idDossier (INT, PK, AUTO_INCREMENT)</w:t>
+      <w:proofErr w:type="spellStart"/>
+      <w:proofErr w:type="gramStart"/>
+      <w:r>
+        <w:t>idDossier</w:t>
+      </w:r>
+      <w:proofErr w:type="spellEnd"/>
+      <w:proofErr w:type="gramEnd"/>
+      <w:r>
+        <w:t xml:space="preserve"> (INT, PK, AUTO_INCREMENT)</w:t>
       </w:r>
     </w:p>
     <w:p>
@@ -1605,8 +1743,15 @@
           <w:numId w:val="17"/>
         </w:numPr>
       </w:pPr>
-      <w:r>
-        <w:t>dateCreation (DATE)</w:t>
+      <w:proofErr w:type="spellStart"/>
+      <w:proofErr w:type="gramStart"/>
+      <w:r>
+        <w:t>dateCreation</w:t>
+      </w:r>
+      <w:proofErr w:type="spellEnd"/>
+      <w:proofErr w:type="gramEnd"/>
+      <w:r>
+        <w:t xml:space="preserve"> (DATE)</w:t>
       </w:r>
     </w:p>
     <w:p>
@@ -1616,8 +1761,15 @@
           <w:numId w:val="17"/>
         </w:numPr>
       </w:pPr>
-      <w:r>
-        <w:t>idPatient (FK)</w:t>
+      <w:proofErr w:type="spellStart"/>
+      <w:proofErr w:type="gramStart"/>
+      <w:r>
+        <w:t>idPatient</w:t>
+      </w:r>
+      <w:proofErr w:type="spellEnd"/>
+      <w:proofErr w:type="gramEnd"/>
+      <w:r>
+        <w:t xml:space="preserve"> (FK)</w:t>
       </w:r>
     </w:p>
     <w:p>
@@ -1631,8 +1783,8 @@
     </w:p>
     <w:p>
       <w:r>
-        <w:pict w14:anchorId="426A893E">
-          <v:rect id="_x0000_i1082" style="width:0;height:1.5pt" o:hralign="center" o:hrstd="t" o:hr="t" fillcolor="#a0a0a0" stroked="f"/>
+        <w:pict w14:anchorId="1A9BB4BA">
+          <v:rect id="_x0000_i1192" style="width:0;height:1.5pt" o:hralign="center" o:hrstd="t" o:hr="t" fillcolor="#a0a0a0" stroked="f"/>
         </w:pict>
       </w:r>
     </w:p>
@@ -1658,8 +1810,15 @@
           <w:numId w:val="18"/>
         </w:numPr>
       </w:pPr>
-      <w:r>
-        <w:t>idExamen (INT, PK, AUTO_INCREMENT)</w:t>
+      <w:proofErr w:type="spellStart"/>
+      <w:proofErr w:type="gramStart"/>
+      <w:r>
+        <w:t>idExamen</w:t>
+      </w:r>
+      <w:proofErr w:type="spellEnd"/>
+      <w:proofErr w:type="gramEnd"/>
+      <w:r>
+        <w:t xml:space="preserve"> (INT, PK, AUTO_INCREMENT)</w:t>
       </w:r>
     </w:p>
     <w:p>
@@ -1669,8 +1828,13 @@
           <w:numId w:val="18"/>
         </w:numPr>
       </w:pPr>
-      <w:r>
-        <w:t>nom (VARCHAR)</w:t>
+      <w:proofErr w:type="gramStart"/>
+      <w:r>
+        <w:t>nom</w:t>
+      </w:r>
+      <w:proofErr w:type="gramEnd"/>
+      <w:r>
+        <w:t xml:space="preserve"> (VARCHAR)</w:t>
       </w:r>
     </w:p>
     <w:p>
@@ -1680,8 +1844,15 @@
           <w:numId w:val="18"/>
         </w:numPr>
       </w:pPr>
-      <w:r>
-        <w:t>dateResultat (DATE)</w:t>
+      <w:proofErr w:type="spellStart"/>
+      <w:proofErr w:type="gramStart"/>
+      <w:r>
+        <w:t>dateResultat</w:t>
+      </w:r>
+      <w:proofErr w:type="spellEnd"/>
+      <w:proofErr w:type="gramEnd"/>
+      <w:r>
+        <w:t xml:space="preserve"> (DATE)</w:t>
       </w:r>
     </w:p>
     <w:p>
@@ -1691,8 +1862,15 @@
           <w:numId w:val="18"/>
         </w:numPr>
       </w:pPr>
-      <w:r>
-        <w:t>idDossier (FK)</w:t>
+      <w:proofErr w:type="spellStart"/>
+      <w:proofErr w:type="gramStart"/>
+      <w:r>
+        <w:t>idDossier</w:t>
+      </w:r>
+      <w:proofErr w:type="spellEnd"/>
+      <w:proofErr w:type="gramEnd"/>
+      <w:r>
+        <w:t xml:space="preserve"> (FK)</w:t>
       </w:r>
     </w:p>
     <w:p>
@@ -1706,8 +1884,8 @@
     </w:p>
     <w:p>
       <w:r>
-        <w:pict w14:anchorId="0C1FF940">
-          <v:rect id="_x0000_i1083" style="width:0;height:1.5pt" o:hralign="center" o:hrstd="t" o:hr="t" fillcolor="#a0a0a0" stroked="f"/>
+        <w:pict w14:anchorId="6270F59F">
+          <v:rect id="_x0000_i1193" style="width:0;height:1.5pt" o:hralign="center" o:hrstd="t" o:hr="t" fillcolor="#a0a0a0" stroked="f"/>
         </w:pict>
       </w:r>
     </w:p>
@@ -1733,8 +1911,15 @@
           <w:numId w:val="19"/>
         </w:numPr>
       </w:pPr>
-      <w:r>
-        <w:t>idUser (INT, PK, AUTO_INCREMENT)</w:t>
+      <w:proofErr w:type="spellStart"/>
+      <w:proofErr w:type="gramStart"/>
+      <w:r>
+        <w:t>idUser</w:t>
+      </w:r>
+      <w:proofErr w:type="spellEnd"/>
+      <w:proofErr w:type="gramEnd"/>
+      <w:r>
+        <w:t xml:space="preserve"> (INT, PK, AUTO_INCREMENT)</w:t>
       </w:r>
     </w:p>
     <w:p>
@@ -1744,8 +1929,15 @@
           <w:numId w:val="19"/>
         </w:numPr>
       </w:pPr>
-      <w:r>
-        <w:t>prenom (VARCHAR)</w:t>
+      <w:proofErr w:type="spellStart"/>
+      <w:proofErr w:type="gramStart"/>
+      <w:r>
+        <w:t>prenom</w:t>
+      </w:r>
+      <w:proofErr w:type="spellEnd"/>
+      <w:proofErr w:type="gramEnd"/>
+      <w:r>
+        <w:t xml:space="preserve"> (VARCHAR)</w:t>
       </w:r>
     </w:p>
     <w:p>
@@ -1755,8 +1947,13 @@
           <w:numId w:val="19"/>
         </w:numPr>
       </w:pPr>
-      <w:r>
-        <w:t>nom (VARCHAR)</w:t>
+      <w:proofErr w:type="gramStart"/>
+      <w:r>
+        <w:t>nom</w:t>
+      </w:r>
+      <w:proofErr w:type="gramEnd"/>
+      <w:r>
+        <w:t xml:space="preserve"> (VARCHAR)</w:t>
       </w:r>
     </w:p>
     <w:p>
@@ -1766,8 +1963,13 @@
           <w:numId w:val="19"/>
         </w:numPr>
       </w:pPr>
-      <w:r>
-        <w:t>login (VARCHAR UNIQUE)</w:t>
+      <w:proofErr w:type="gramStart"/>
+      <w:r>
+        <w:t>login</w:t>
+      </w:r>
+      <w:proofErr w:type="gramEnd"/>
+      <w:r>
+        <w:t xml:space="preserve"> (VARCHAR UNIQUE)</w:t>
       </w:r>
     </w:p>
     <w:p>
@@ -1777,8 +1979,15 @@
           <w:numId w:val="19"/>
         </w:numPr>
       </w:pPr>
-      <w:r>
-        <w:t>password (VARCHAR)</w:t>
+      <w:proofErr w:type="spellStart"/>
+      <w:proofErr w:type="gramStart"/>
+      <w:r>
+        <w:t>password</w:t>
+      </w:r>
+      <w:proofErr w:type="spellEnd"/>
+      <w:proofErr w:type="gramEnd"/>
+      <w:r>
+        <w:t xml:space="preserve"> (VARCHAR)</w:t>
       </w:r>
     </w:p>
     <w:p>
@@ -1788,8 +1997,31 @@
           <w:numId w:val="19"/>
         </w:numPr>
       </w:pPr>
-      <w:r>
-        <w:t>role (ENUM : Administrateur, Secretaire, Medecin)</w:t>
+      <w:proofErr w:type="spellStart"/>
+      <w:proofErr w:type="gramStart"/>
+      <w:r>
+        <w:t>role</w:t>
+      </w:r>
+      <w:proofErr w:type="spellEnd"/>
+      <w:proofErr w:type="gramEnd"/>
+      <w:r>
+        <w:t xml:space="preserve"> (ENUM : Administrateur, </w:t>
+      </w:r>
+      <w:proofErr w:type="spellStart"/>
+      <w:r>
+        <w:t>Secretaire</w:t>
+      </w:r>
+      <w:proofErr w:type="spellEnd"/>
+      <w:r>
+        <w:t xml:space="preserve">, </w:t>
+      </w:r>
+      <w:proofErr w:type="spellStart"/>
+      <w:r>
+        <w:t>Medecin</w:t>
+      </w:r>
+      <w:proofErr w:type="spellEnd"/>
+      <w:r>
+        <w:t>)</w:t>
       </w:r>
     </w:p>
     <w:p>
@@ -1799,8 +2031,13 @@
           <w:numId w:val="19"/>
         </w:numPr>
       </w:pPr>
-      <w:r>
-        <w:t>statut (ENUM : En ligne, Hors ligne)</w:t>
+      <w:proofErr w:type="gramStart"/>
+      <w:r>
+        <w:t>statut</w:t>
+      </w:r>
+      <w:proofErr w:type="gramEnd"/>
+      <w:r>
+        <w:t xml:space="preserve"> (ENUM : En ligne, Hors ligne)</w:t>
       </w:r>
     </w:p>
     <w:p>
@@ -1810,9 +2047,13 @@
           <w:numId w:val="19"/>
         </w:numPr>
       </w:pPr>
+      <w:proofErr w:type="spellStart"/>
+      <w:proofErr w:type="gramStart"/>
       <w:r>
         <w:t>dateConnexion</w:t>
       </w:r>
+      <w:proofErr w:type="spellEnd"/>
+      <w:proofErr w:type="gramEnd"/>
     </w:p>
     <w:p>
       <w:pPr>
@@ -1821,14 +2062,18 @@
           <w:numId w:val="19"/>
         </w:numPr>
       </w:pPr>
+      <w:proofErr w:type="spellStart"/>
+      <w:proofErr w:type="gramStart"/>
       <w:r>
         <w:t>dateDeconnexion</w:t>
       </w:r>
-    </w:p>
-    <w:p>
-      <w:r>
-        <w:pict w14:anchorId="41A9CB0A">
-          <v:rect id="_x0000_i1084" style="width:0;height:1.5pt" o:hralign="center" o:hrstd="t" o:hr="t" fillcolor="#a0a0a0" stroked="f"/>
+      <w:proofErr w:type="spellEnd"/>
+      <w:proofErr w:type="gramEnd"/>
+    </w:p>
+    <w:p>
+      <w:r>
+        <w:pict w14:anchorId="228BBB7E">
+          <v:rect id="_x0000_i1194" style="width:0;height:1.5pt" o:hralign="center" o:hrstd="t" o:hr="t" fillcolor="#a0a0a0" stroked="f"/>
         </w:pict>
       </w:r>
     </w:p>
@@ -1870,7 +2115,15 @@
         </w:numPr>
       </w:pPr>
       <w:r>
-        <w:t>Mot de passe crypté (bcrypt recommandé)</w:t>
+        <w:t>Mot de passe crypté (</w:t>
+      </w:r>
+      <w:proofErr w:type="spellStart"/>
+      <w:r>
+        <w:t>bcrypt</w:t>
+      </w:r>
+      <w:proofErr w:type="spellEnd"/>
+      <w:r>
+        <w:t xml:space="preserve"> recommandé)</w:t>
       </w:r>
     </w:p>
     <w:p>
@@ -1930,8 +2183,8 @@
     </w:p>
     <w:p>
       <w:r>
-        <w:pict w14:anchorId="29DF20B7">
-          <v:rect id="_x0000_i1085" style="width:0;height:1.5pt" o:hralign="center" o:hrstd="t" o:hr="t" fillcolor="#a0a0a0" stroked="f"/>
+        <w:pict w14:anchorId="65A4855F">
+          <v:rect id="_x0000_i1195" style="width:0;height:1.5pt" o:hralign="center" o:hrstd="t" o:hr="t" fillcolor="#a0a0a0" stroked="f"/>
         </w:pict>
       </w:r>
     </w:p>
@@ -2053,9 +2306,11 @@
           <w:numId w:val="21"/>
         </w:numPr>
       </w:pPr>
+      <w:proofErr w:type="gramStart"/>
       <w:r>
         <w:t>Liste patients</w:t>
       </w:r>
+      <w:proofErr w:type="gramEnd"/>
     </w:p>
     <w:p>
       <w:pPr>
@@ -2092,8 +2347,8 @@
     </w:p>
     <w:p>
       <w:r>
-        <w:pict w14:anchorId="6FF6DD67">
-          <v:rect id="_x0000_i1086" style="width:0;height:1.5pt" o:hralign="center" o:hrstd="t" o:hr="t" fillcolor="#a0a0a0" stroked="f"/>
+        <w:pict w14:anchorId="739D7AFB">
+          <v:rect id="_x0000_i1196" style="width:0;height:1.5pt" o:hralign="center" o:hrstd="t" o:hr="t" fillcolor="#a0a0a0" stroked="f"/>
         </w:pict>
       </w:r>
     </w:p>
@@ -2158,8 +2413,8 @@
     </w:p>
     <w:p>
       <w:r>
-        <w:pict w14:anchorId="6C9898D9">
-          <v:rect id="_x0000_i1087" style="width:0;height:1.5pt" o:hralign="center" o:hrstd="t" o:hr="t" fillcolor="#a0a0a0" stroked="f"/>
+        <w:pict w14:anchorId="7B83D77B">
+          <v:rect id="_x0000_i1197" style="width:0;height:1.5pt" o:hralign="center" o:hrstd="t" o:hr="t" fillcolor="#a0a0a0" stroked="f"/>
         </w:pict>
       </w:r>
     </w:p>
@@ -2250,8 +2505,8 @@
     </w:p>
     <w:p>
       <w:r>
-        <w:pict w14:anchorId="352CB458">
-          <v:rect id="_x0000_i1088" style="width:0;height:1.5pt" o:hralign="center" o:hrstd="t" o:hr="t" fillcolor="#a0a0a0" stroked="f"/>
+        <w:pict w14:anchorId="0BEE83E5">
+          <v:rect id="_x0000_i1198" style="width:0;height:1.5pt" o:hralign="center" o:hrstd="t" o:hr="t" fillcolor="#a0a0a0" stroked="f"/>
         </w:pict>
       </w:r>
     </w:p>
@@ -2397,8 +2652,8 @@
     </w:p>
     <w:p>
       <w:r>
-        <w:pict w14:anchorId="0F0F6305">
-          <v:rect id="_x0000_i1089" style="width:0;height:1.5pt" o:hralign="center" o:hrstd="t" o:hr="t" fillcolor="#a0a0a0" stroked="f"/>
+        <w:pict w14:anchorId="5846A58E">
+          <v:rect id="_x0000_i1199" style="width:0;height:1.5pt" o:hralign="center" o:hrstd="t" o:hr="t" fillcolor="#a0a0a0" stroked="f"/>
         </w:pict>
       </w:r>
     </w:p>
@@ -2504,8 +2759,8 @@
     </w:p>
     <w:p>
       <w:r>
-        <w:pict w14:anchorId="5C56827E">
-          <v:rect id="_x0000_i1090" style="width:0;height:1.5pt" o:hralign="center" o:hrstd="t" o:hr="t" fillcolor="#a0a0a0" stroked="f"/>
+        <w:pict w14:anchorId="294A2FB9">
+          <v:rect id="_x0000_i1200" style="width:0;height:1.5pt" o:hralign="center" o:hrstd="t" o:hr="t" fillcolor="#a0a0a0" stroked="f"/>
         </w:pict>
       </w:r>
     </w:p>
@@ -2581,8 +2836,6 @@
         <w:t>Un suivi complet des activités des utilisateurs</w:t>
       </w:r>
     </w:p>
-    <w:p/>
-    <w:p/>
     <w:sectPr>
       <w:pgSz w:w="11906" w:h="16838"/>
       <w:pgMar w:top="1417" w:right="1417" w:bottom="1417" w:left="1417" w:header="708" w:footer="708" w:gutter="0"/>
